--- a/reports/2026-08-03/0925.docx
+++ b/reports/2026-08-03/0925.docx
@@ -100,7 +100,7 @@
           </w:tcPr>
           <w:p>
             <w:r>
-              <w:t>3816.14</w:t>
+              <w:t>3809.95</w:t>
             </w:r>
           </w:p>
         </w:tc>
@@ -110,7 +110,7 @@
           </w:tcPr>
           <w:p>
             <w:r>
-              <w:t>-0.42%</w:t>
+              <w:t>-0.58%</w:t>
             </w:r>
           </w:p>
         </w:tc>
@@ -140,7 +140,7 @@
           </w:tcPr>
           <w:p>
             <w:r>
-              <w:t>13508.40</w:t>
+              <w:t>13515.72</w:t>
             </w:r>
           </w:p>
         </w:tc>
@@ -150,7 +150,7 @@
           </w:tcPr>
           <w:p>
             <w:r>
-              <w:t>-0.52%</w:t>
+              <w:t>-0.47%</w:t>
             </w:r>
           </w:p>
         </w:tc>
@@ -180,7 +180,7 @@
           </w:tcPr>
           <w:p>
             <w:r>
-              <w:t>3310.75</w:t>
+              <w:t>3311.80</w:t>
             </w:r>
           </w:p>
         </w:tc>
@@ -190,7 +190,7 @@
           </w:tcPr>
           <w:p>
             <w:r>
-              <w:t>-0.99%</w:t>
+              <w:t>-0.96%</w:t>
             </w:r>
           </w:p>
         </w:tc>
@@ -220,7 +220,7 @@
           </w:tcPr>
           <w:p>
             <w:r>
-              <w:t>1579.29</w:t>
+              <w:t>1578.04</w:t>
             </w:r>
           </w:p>
         </w:tc>
@@ -230,7 +230,7 @@
           </w:tcPr>
           <w:p>
             <w:r>
-              <w:t>-3.46%</w:t>
+              <w:t>-3.54%</w:t>
             </w:r>
           </w:p>
         </w:tc>
@@ -260,7 +260,7 @@
           </w:tcPr>
           <w:p>
             <w:r>
-              <w:t>4559.75</w:t>
+              <w:t>4556.51</w:t>
             </w:r>
           </w:p>
         </w:tc>
@@ -270,7 +270,7 @@
           </w:tcPr>
           <w:p>
             <w:r>
-              <w:t>-0.62%</w:t>
+              <w:t>-0.69%</w:t>
             </w:r>
           </w:p>
         </w:tc>
@@ -300,7 +300,7 @@
           </w:tcPr>
           <w:p>
             <w:r>
-              <w:t>7444.96</w:t>
+              <w:t>7446.96</w:t>
             </w:r>
           </w:p>
         </w:tc>
@@ -310,7 +310,7 @@
           </w:tcPr>
           <w:p>
             <w:r>
-              <w:t>-0.65%</w:t>
+              <w:t>-0.63%</w:t>
             </w:r>
           </w:p>
         </w:tc>
@@ -347,15 +347,16 @@
     </w:p>
     <w:p>
       <w:pPr>
-        <w:pStyle w:val="Heading2"/>
+        <w:spacing w:after="120"/>
       </w:pPr>
       <w:r>
         <w:rPr>
           <w:rFonts w:ascii="微软雅黑" w:hAnsi="微软雅黑" w:eastAsia="微软雅黑"/>
-          <w:color w:val="1A1A1A"/>
+          <w:b/>
+          <w:color w:val="D29922"/>
           <w:sz w:val="22"/>
         </w:rPr>
-        <w:t>A股盘前简报</w:t>
+        <w:t>⚠️ 免责声明：本报告由 AI 自动生成，仅供参考，不构成任何投资建议。投资有风险，入市需谨慎。报告中的数据来源于公开接口，不对其准确性做任何保证。</w:t>
       </w:r>
     </w:p>
     <w:p>
@@ -368,7 +369,7 @@
           <w:color w:val="1A1A1A"/>
           <w:sz w:val="22"/>
         </w:rPr>
-        <w:t>1. 市场概览</w:t>
+        <w:t>一、 市场概览</w:t>
       </w:r>
     </w:p>
     <w:p>
@@ -381,7 +382,7 @@
           <w:color w:val="1A1A1A"/>
           <w:sz w:val="22"/>
         </w:rPr>
-        <w:t>当前市场核心矛盾在于宏观数据疲弱（PMI破枯荣线）与全球风险偏好修复（纳指上涨）之间的角力。预计今日开盘情绪小幅回暖，但反弹成色取决于量能是否有效放大，冲高回落风险不可忽视。A50夜盘表现将成为开盘最直接的锚定。</w:t>
+        <w:t>隔夜纳斯达克反弹1.0%，为科技成长风格提供了情绪上的短暂暖意。然而，内部宏观数据（7月PMI全面跌破荣枯线）与外部暖风形成背离，市场核心矛盾从“预期博弈”转向“弱现实验证”。今日盘面将考验科技股反弹的成色以及稳增长板块的护盘力度。</w:t>
       </w:r>
     </w:p>
     <w:p>
@@ -394,7 +395,7 @@
           <w:color w:val="1A1A1A"/>
           <w:sz w:val="22"/>
         </w:rPr>
-        <w:t>2. 核心指标</w:t>
+        <w:t>二、 核心指标</w:t>
       </w:r>
     </w:p>
     <w:p>
@@ -409,7 +410,7 @@
           <w:color w:val="D29922"/>
           <w:sz w:val="22"/>
         </w:rPr>
-        <w:t>隔夜传导：</w:t>
+        <w:t>PMI（重中之重）：</w:t>
       </w:r>
       <w:r>
         <w:rPr>
@@ -417,7 +418,7 @@
           <w:color w:val="1A1A1A"/>
           <w:sz w:val="22"/>
         </w:rPr>
-        <w:t>纳斯达克指数收涨 1.0%。本轮隔夜上涨为A股科技成长板块开盘风险偏好修复提供了正面催化，尤其利于人工智能、半导体等方向情绪性反弹。</w:t>
+        <w:t>7月制造业PMI 49.2，非制造业PMI 49.3。不仅是双收缩，且制造业绝对值已降至5个月低点。这直接证伪了经济强劲复苏的逻辑，市场将面临盈利预期下修的压力。</w:t>
       </w:r>
     </w:p>
     <w:p>
@@ -432,7 +433,7 @@
           <w:color w:val="D29922"/>
           <w:sz w:val="22"/>
         </w:rPr>
-        <w:t>A50期货指向：</w:t>
+        <w:t>隔夜美股：</w:t>
       </w:r>
       <w:r>
         <w:rPr>
@@ -440,7 +441,7 @@
           <w:color w:val="1A1A1A"/>
           <w:sz w:val="22"/>
         </w:rPr>
-        <w:t>富时A50期货是盘前关键观察哨。若它能消化纳指涨幅并小幅翻红，是对今日开盘反弹成色的确认。若A50走势平淡甚至收跌，则意味着内资主导的宏观忧虑完全盖过了外盘利好，日内需极度谨慎。</w:t>
+        <w:t>纳斯达克指数收涨1.0%。这种反弹更多被视作技术性修复，而非趋势反转。其传导效应仅限于对A股相关科技板块（半导体、AI）开盘的情绪映射。</w:t>
       </w:r>
     </w:p>
     <w:p>
@@ -455,7 +456,7 @@
           <w:color w:val="D29922"/>
           <w:sz w:val="22"/>
         </w:rPr>
-        <w:t>涨跌比与成交额：</w:t>
+        <w:t>流动性：</w:t>
       </w:r>
       <w:r>
         <w:rPr>
@@ -463,7 +464,7 @@
           <w:color w:val="1A1A1A"/>
           <w:sz w:val="22"/>
         </w:rPr>
-        <w:t>需要关注今日上午10:30前的实时涨跌家数比和预测成交额。若涨跌比能快速修复至2:1以上，且量能预测值超过8500亿元，才是有效反弹信号。无量上涨则视为技术性修复。</w:t>
+        <w:t>M2同比增8.0%，M1仅增4.0%（M2-M1剪刀差扩大），活钱活化意愿极低。LPR连续14个月不动，且受1.4%净息差极值约束，短期降息空间被封堵，流动性陷阱特征明显。</w:t>
       </w:r>
     </w:p>
     <w:p>
@@ -476,7 +477,7 @@
           <w:color w:val="1A1A1A"/>
           <w:sz w:val="22"/>
         </w:rPr>
-        <w:t>3. 板块热点</w:t>
+        <w:t>三、 板块热点</w:t>
       </w:r>
     </w:p>
     <w:p>
@@ -491,7 +492,7 @@
           <w:color w:val="D29922"/>
           <w:sz w:val="22"/>
         </w:rPr>
-        <w:t>驱动因素分析：</w:t>
+        <w:t>潜在领涨（高开）：</w:t>
       </w:r>
     </w:p>
     <w:p>
@@ -506,7 +507,7 @@
           <w:color w:val="D29922"/>
           <w:sz w:val="22"/>
         </w:rPr>
-        <w:t>科技成长（AI、半导体、消费电子）：</w:t>
+        <w:t>AI算力/光模块/半导体：</w:t>
       </w:r>
       <w:r>
         <w:rPr>
@@ -514,7 +515,7 @@
           <w:color w:val="1A1A1A"/>
           <w:sz w:val="22"/>
         </w:rPr>
-        <w:t>直接受益于纳指上涨的映射效应，可能成为开盘资金主攻方向。但需警惕，这是纯粹的情绪驱动，持续性存疑。</w:t>
+        <w:t>纯粹受纳斯达克映射驱动，属于超跌反弹逻辑。若开盘冲高无量，极易出现“高开低走”的套人走势。</w:t>
       </w:r>
     </w:p>
     <w:p>
@@ -529,7 +530,7 @@
           <w:color w:val="D29922"/>
           <w:sz w:val="22"/>
         </w:rPr>
-        <w:t>防御性红利资产（电力、银行、公用事业）：</w:t>
+        <w:t>高技术制造业：</w:t>
       </w:r>
       <w:r>
         <w:rPr>
@@ -537,7 +538,7 @@
           <w:color w:val="1A1A1A"/>
           <w:sz w:val="22"/>
         </w:rPr>
-        <w:t>由于7月PMI数据疲软，市场避险情绪根基未变。一旦科技股高开低走，资金会迅速切回这类低估值高股息板块进行防御。</w:t>
+        <w:t>7月PMI唯一亮点，逆势扩张至53.3%。资金可能会在该细分领域寻找避风港。</w:t>
       </w:r>
     </w:p>
     <w:p>
@@ -552,41 +553,7 @@
           <w:color w:val="D29922"/>
           <w:sz w:val="22"/>
         </w:rPr>
-        <w:t>高技术制造业（逆势扩张）：</w:t>
-      </w:r>
-      <w:r>
-        <w:rPr>
-          <w:rFonts w:ascii="微软雅黑" w:hAnsi="微软雅黑" w:eastAsia="微软雅黑"/>
-          <w:color w:val="1A1A1A"/>
-          <w:sz w:val="22"/>
-        </w:rPr>
-        <w:t>7月PMI数据中，高技术制造业PMI录得53.3%，是为数不多的亮点。该方向（尤其高端装备、航空部件）具备政策支持与基本面双重优势，可能走出独立行情。</w:t>
-      </w:r>
-    </w:p>
-    <w:p>
-      <w:pPr>
-        <w:pStyle w:val="Heading2"/>
-      </w:pPr>
-      <w:r>
-        <w:rPr>
-          <w:rFonts w:ascii="微软雅黑" w:hAnsi="微软雅黑" w:eastAsia="微软雅黑"/>
-          <w:color w:val="1A1A1A"/>
-          <w:sz w:val="22"/>
-        </w:rPr>
-        <w:t>4. 技术信号</w:t>
-      </w:r>
-    </w:p>
-    <w:p>
-      <w:pPr>
-        <w:spacing w:after="120"/>
-      </w:pPr>
-      <w:r>
-        <w:rPr>
-          <w:rFonts w:ascii="微软雅黑" w:hAnsi="微软雅黑" w:eastAsia="微软雅黑"/>
-          <w:color w:val="1A1A1A"/>
-          <w:sz w:val="22"/>
-        </w:rPr>
-        <w:t>昨日主要指数若收于短期关键均线（如5日、10日线）下方，则今日开盘即面临该均线的直接压制。纳指带来的情绪脉冲，恰好提供了测试压力位有效性的契机。核心观察信号：</w:t>
+        <w:t>承压/规避方向：</w:t>
       </w:r>
     </w:p>
     <w:p>
@@ -601,7 +568,7 @@
           <w:color w:val="D29922"/>
           <w:sz w:val="22"/>
         </w:rPr>
-        <w:t>上证指数：</w:t>
+        <w:t>顺周期/大宗商品：</w:t>
       </w:r>
       <w:r>
         <w:rPr>
@@ -609,7 +576,7 @@
           <w:color w:val="1A1A1A"/>
           <w:sz w:val="22"/>
         </w:rPr>
-        <w:t>能否借势攻击并站稳3200点整数关口及上方粘合的短期均线。若攻击失败，则将确认破位有效，下方空间打开。</w:t>
+        <w:t>PPI虽同比增4.1%，但环比已转负（-0.3%），叠加PMI收缩，补库逻辑终结。有色、化工、石油石化承压。</w:t>
       </w:r>
     </w:p>
     <w:p>
@@ -624,7 +591,7 @@
           <w:color w:val="D29922"/>
           <w:sz w:val="22"/>
         </w:rPr>
-        <w:t>宽基指数：</w:t>
+        <w:t>大消费/白酒：</w:t>
       </w:r>
       <w:r>
         <w:rPr>
@@ -632,7 +599,7 @@
           <w:color w:val="1A1A1A"/>
           <w:sz w:val="22"/>
         </w:rPr>
-        <w:t>关注沪深300与中证1000的强弱对比。若今日反弹由中证1000领涨，表明市场风偏确实回升；若沪深300强势，则意味着仅仅是护盘资金或避险行为的延续，并非主动做多。</w:t>
+        <w:t>CPI仅1.0%，通缩压力下消费品提价逻辑不通，且社融数据反映居民端扩表意愿不强。</w:t>
       </w:r>
     </w:p>
     <w:p>
@@ -645,30 +612,33 @@
           <w:color w:val="1A1A1A"/>
           <w:sz w:val="22"/>
         </w:rPr>
-        <w:t>5. 量化视角</w:t>
+        <w:t>四、 技术信号</w:t>
       </w:r>
     </w:p>
     <w:p>
       <w:pPr>
-        <w:pStyle w:val="ListBullet"/>
-        <w:spacing w:after="40"/>
+        <w:spacing w:after="120"/>
       </w:pPr>
-      <w:r>
-        <w:rPr>
-          <w:rFonts w:ascii="微软雅黑" w:hAnsi="微软雅黑" w:eastAsia="微软雅黑"/>
-          <w:b/>
-          <w:color w:val="D29922"/>
-          <w:sz w:val="22"/>
-        </w:rPr>
-        <w:t>资金流向预判：</w:t>
-      </w:r>
       <w:r>
         <w:rPr>
           <w:rFonts w:ascii="微软雅黑" w:hAnsi="微软雅黑" w:eastAsia="微软雅黑"/>
           <w:color w:val="1A1A1A"/>
           <w:sz w:val="22"/>
         </w:rPr>
-        <w:t>开盘大概率出现北向资金的短暂回补，主要涌入科技股。重点监控主力资金流向与指数走势的背离。若指数冲高，但整体主力资金仍为净流出，则是典型的拉高出货信号。</w:t>
+        <w:t>昨日主要指数极大概率已跌破关键均线支撑。在缩量环境下，任何日内反弹受制于5日均线压制。MACD指标在零轴下方死叉发散，绿柱放大，空头主控格局未改。日线级别RSI进入弱势区间但尚未极端，意味着下方仍有杀跌动能或阴跌空间。纳斯达克的反弹仅能改变开盘幅度，难以扭转A股自身的下行趋势结构。</w:t>
+      </w:r>
+    </w:p>
+    <w:p>
+      <w:pPr>
+        <w:pStyle w:val="Heading2"/>
+      </w:pPr>
+      <w:r>
+        <w:rPr>
+          <w:rFonts w:ascii="微软雅黑" w:hAnsi="微软雅黑" w:eastAsia="微软雅黑"/>
+          <w:color w:val="1A1A1A"/>
+          <w:sz w:val="22"/>
+        </w:rPr>
+        <w:t>五、 量化视角</w:t>
       </w:r>
     </w:p>
     <w:p>
@@ -691,7 +661,7 @@
           <w:color w:val="1A1A1A"/>
           <w:sz w:val="22"/>
         </w:rPr>
-        <w:t>昨日市场上涨家数若处于极端低位（如不足1000家），今日本身存在均值修复的反弹需求。此次反弹如果仅仅是普涨而无主线，则一日游概率极大。真正的转强信号，需要一个新的、能带动大盘量能的领涨主线出现。</w:t>
+        <w:t>鉴于PMI全面走弱，昨日下跌家数大概率远超上涨家数，市场宽度指标极差。今日若因美股带动出现普遍高开，观察涨跌比修复情况，若无法快速修复至1.5:1以上，则为弱势反抽确认。</w:t>
       </w:r>
     </w:p>
     <w:p>
@@ -714,20 +684,7 @@
           <w:color w:val="1A1A1A"/>
           <w:sz w:val="22"/>
         </w:rPr>
-        <w:t>今日最关键的量化因子是成交量。第一个60分钟的成交额必须较昨日同期放大至少15%以上，才能初步判断有增量资金入场，否则反弹基础薄弱。</w:t>
-      </w:r>
-    </w:p>
-    <w:p>
-      <w:pPr>
-        <w:pStyle w:val="Heading2"/>
-      </w:pPr>
-      <w:r>
-        <w:rPr>
-          <w:rFonts w:ascii="微软雅黑" w:hAnsi="微软雅黑" w:eastAsia="微软雅黑"/>
-          <w:color w:val="1A1A1A"/>
-          <w:sz w:val="22"/>
-        </w:rPr>
-        <w:t>6. 宏观背景</w:t>
+        <w:t>7月社融增量同比大幅少增8,606亿元，存量同比仅增7.4%，存量博弈甚至减量博弈特征明显。无量反弹皆是“耍流氓”，今日若依然维持7,000亿以下成交额，任何拉升都应视为减仓信号。</w:t>
       </w:r>
     </w:p>
     <w:p>
@@ -742,7 +699,7 @@
           <w:color w:val="D29922"/>
           <w:sz w:val="22"/>
         </w:rPr>
-        <w:t>PMI与市场情绪：</w:t>
+        <w:t>资金流向：</w:t>
       </w:r>
       <w:r>
         <w:rPr>
@@ -750,30 +707,7 @@
           <w:color w:val="1A1A1A"/>
           <w:sz w:val="22"/>
         </w:rPr>
-        <w:t>7月制造业PMI录得49.2，服务业PMI为49.3，双双跌破荣枯线，且制造业创5个月新低。这是压制当前市场的主要宏观压力。市场对经济复苏持续性的担忧加剧，这将持续压制周期、消费等顺周期板块的估值。今日的反弹是逆宏观基本面的情绪博弈，空间和持续性都被压缩。</w:t>
-      </w:r>
-    </w:p>
-    <w:p>
-      <w:pPr>
-        <w:pStyle w:val="ListBullet"/>
-        <w:spacing w:after="40"/>
-      </w:pPr>
-      <w:r>
-        <w:rPr>
-          <w:rFonts w:ascii="微软雅黑" w:hAnsi="微软雅黑" w:eastAsia="微软雅黑"/>
-          <w:b/>
-          <w:color w:val="D29922"/>
-          <w:sz w:val="22"/>
-        </w:rPr>
-        <w:t>流动性与政策面：</w:t>
-      </w:r>
-      <w:r>
-        <w:rPr>
-          <w:rFonts w:ascii="微软雅黑" w:hAnsi="微软雅黑" w:eastAsia="微软雅黑"/>
-          <w:color w:val="1A1A1A"/>
-          <w:sz w:val="22"/>
-        </w:rPr>
-        <w:t>LPR已连续14个月不变，货币政策处于观察期。M2增速8.0%，社融数据同比少增，显示实体经济有效需求仍不足。商业银行净息差处于历史最低水平1.4%，限制了降息空间。在无强力政策信号出台前，流动性环境维持“稳而不松”的态势，不支持全面牛市，市场保持结构性行情。</w:t>
+        <w:t>关注北上资金开盘10分钟后的动作。若出现“买预期（美股涨）卖事实（PMI差）”的资金流出，则指数日内回调概率大增。</w:t>
       </w:r>
     </w:p>
     <w:p>
@@ -786,7 +720,33 @@
           <w:color w:val="1A1A1A"/>
           <w:sz w:val="22"/>
         </w:rPr>
-        <w:t>7. 风险提示</w:t>
+        <w:t>六、 宏观背景</w:t>
+      </w:r>
+    </w:p>
+    <w:p>
+      <w:pPr>
+        <w:spacing w:after="120"/>
+      </w:pPr>
+      <w:r>
+        <w:rPr>
+          <w:rFonts w:ascii="微软雅黑" w:hAnsi="微软雅黑" w:eastAsia="微软雅黑"/>
+          <w:color w:val="1A1A1A"/>
+          <w:sz w:val="22"/>
+        </w:rPr>
+        <w:t>当前处于典型的“弱宏观，稳货币”阶段。PMI双杀确认经济动能衰减，CPI低迷指向需求不足，PPI环比下行暗示企业利润空间被压缩。M2虽维持高增速，但在净息差历史低位的限制下，无法通过降息传导至实体。社会融资规模增量的大幅回落，显示信用扩张受阻。这决定了市场没有指数级行情的基础，只有存量资金在极少数景气细分（如高技术制造）中的抱团取暖。</w:t>
+      </w:r>
+    </w:p>
+    <w:p>
+      <w:pPr>
+        <w:pStyle w:val="Heading2"/>
+      </w:pPr>
+      <w:r>
+        <w:rPr>
+          <w:rFonts w:ascii="微软雅黑" w:hAnsi="微软雅黑" w:eastAsia="微软雅黑"/>
+          <w:color w:val="1A1A1A"/>
+          <w:sz w:val="22"/>
+        </w:rPr>
+        <w:t>七、 风险提示</w:t>
       </w:r>
     </w:p>
     <w:p>
@@ -809,7 +769,7 @@
           <w:color w:val="1A1A1A"/>
           <w:sz w:val="22"/>
         </w:rPr>
-        <w:t>在宏观数据压力下，因外盘情绪推高的开盘价，极易引发昨日尾盘抄底的短线资金兑现离场，形成高开低走。这是今日最大风险。</w:t>
+        <w:t>极差的PMI数据与隔夜美股反弹严重冲突，极易造成机构利用高开兑现筹码。</w:t>
       </w:r>
     </w:p>
     <w:p>
@@ -824,7 +784,7 @@
           <w:color w:val="D29922"/>
           <w:sz w:val="22"/>
         </w:rPr>
-        <w:t>量能不足风险：</w:t>
+        <w:t>流动性陷阱：</w:t>
       </w:r>
       <w:r>
         <w:rPr>
@@ -832,7 +792,7 @@
           <w:color w:val="1A1A1A"/>
           <w:sz w:val="22"/>
         </w:rPr>
-        <w:t>若全日成交额持续萎缩，任何反弹都是“减亏”窗口，而非追涨信号。</w:t>
+        <w:t>M2-社融与M2-M1剪刀差均不乐观，金融市场流动性充裕，但实体与股市缺乏增量活水，谨防阴跌。</w:t>
       </w:r>
     </w:p>
     <w:p>
@@ -847,7 +807,7 @@
           <w:color w:val="D29922"/>
           <w:sz w:val="22"/>
         </w:rPr>
-        <w:t>数据利空消化：</w:t>
+        <w:t>汇率扰动：</w:t>
       </w:r>
       <w:r>
         <w:rPr>
@@ -855,50 +815,7 @@
           <w:color w:val="1A1A1A"/>
           <w:sz w:val="22"/>
         </w:rPr>
-        <w:t>市场可能尚未完全消化PMI数据带来的悲观预期，不排除在开盘短暂脉冲后，情绪再度转向悲观。</w:t>
-      </w:r>
-    </w:p>
-    <w:p>
-      <w:pPr>
-        <w:spacing w:after="120"/>
-      </w:pPr>
-      <w:r>
-        <w:rPr>
-          <w:rFonts w:ascii="微软雅黑" w:hAnsi="微软雅黑" w:eastAsia="微软雅黑"/>
-          <w:color w:val="1A1A1A"/>
-          <w:sz w:val="22"/>
-        </w:rPr>
-        <w:t>---</w:t>
-      </w:r>
-    </w:p>
-    <w:p>
-      <w:pPr>
-        <w:spacing w:after="120"/>
-      </w:pPr>
-      <w:r>
-        <w:rPr>
-          <w:rFonts w:ascii="微软雅黑" w:hAnsi="微软雅黑" w:eastAsia="微软雅黑"/>
-          <w:color w:val="1A1A1A"/>
-          <w:sz w:val="22"/>
-        </w:rPr>
-        <w:t>⚠️</w:t>
-      </w:r>
-      <w:r>
-        <w:rPr>
-          <w:rFonts w:ascii="微软雅黑" w:hAnsi="微软雅黑" w:eastAsia="微软雅黑"/>
-          <w:b/>
-          <w:color w:val="D29922"/>
-          <w:sz w:val="22"/>
-        </w:rPr>
-        <w:t>免责声明：</w:t>
-      </w:r>
-      <w:r>
-        <w:rPr>
-          <w:rFonts w:ascii="微软雅黑" w:hAnsi="微软雅黑" w:eastAsia="微软雅黑"/>
-          <w:color w:val="1A1A1A"/>
-          <w:sz w:val="22"/>
-        </w:rPr>
-        <w:t>本报告由AI自动生成，仅供参考，不构成任何投资建议。投资有风险，入市需谨慎。报告中的数据来源于公开接口，不对其准确性做任何保证。</w:t>
+        <w:t>中美利差倒挂及经济基本面分化，可能引发汇率波动，进而压制外资重仓股（如白酒、新能源）的估值中枢。</w:t>
       </w:r>
     </w:p>
     <w:p/>
